--- a/ky/wisdom-stories/dont-be-words-for-mouths-dust-for-feet.docx
+++ b/ky/wisdom-stories/dont-be-words-for-mouths-dust-for-feet.docx
@@ -46,7 +46,7 @@
           <w:sz w:val="22"/>
           <w:lang w:val="ky-KG"/>
         </w:rPr>
-        <w:t>«Эл оозуна сөз болуу»</w:t>
+        <w:t>«Эл оозуна сөз болуу» — адамдардын ушак-айыңына жана сөзүнө калуу.</w:t>
       </w:r>
       <w:r>
         <w:rPr>
@@ -55,7 +55,6 @@
           <w:sz w:val="22"/>
           <w:lang w:val="ky-KG"/>
         </w:rPr>
-        <w:t xml:space="preserve"> — адамдардын ушак-айыңына жана сөзүнө калуу. </w:t>
       </w:r>
     </w:p>
     <w:p>
@@ -80,7 +79,7 @@
           <w:sz w:val="22"/>
           <w:lang w:val="ky-KG"/>
         </w:rPr>
-        <w:t>«Эл бутуна чаң болуу»</w:t>
+        <w:t>«Эл бутуна чаң болуу» — өзүңдү басынтуу, өз баркыңды түшүрүү жана башкалардын бутунун астында калуу.</w:t>
       </w:r>
       <w:r>
         <w:rPr>
@@ -89,7 +88,6 @@
           <w:sz w:val="22"/>
           <w:lang w:val="ky-KG"/>
         </w:rPr>
-        <w:t xml:space="preserve"> — өзүңдү басынтып, башкалардын сени кемсинтишине жана кадырлабай мамиле кылышына жол берүү.</w:t>
       </w:r>
     </w:p>
     <w:p>
@@ -113,7 +111,7 @@
           <w:sz w:val="22"/>
           <w:lang w:val="ky-KG"/>
         </w:rPr>
-        <w:t xml:space="preserve">Сабак: </w:t>
+        <w:t>Сабак: Өз кадырыңды өзүң сакта. Ушакка жем болчу иштен алыс жүрүп, эч кимге өзүңдү тебелетпе.</w:t>
       </w:r>
       <w:r>
         <w:rPr>
@@ -122,7 +120,6 @@
           <w:sz w:val="22"/>
           <w:lang w:val="ky-KG"/>
         </w:rPr>
-        <w:t>Өз кадырыңды өзүң сакта. Ушакка жем болчу иштен алыс жүрүп, эч кимге өзүңдү тебелетпе.</w:t>
       </w:r>
     </w:p>
     <w:p>
@@ -146,7 +143,7 @@
           <w:lang w:val="ru-RU"/>
           <w:lang w:val="ky-KG"/>
         </w:rPr>
-        <w:t>Окуя ачык интернет булактарынан алынды.</w:t>
+        <w:t>Аңгемелер ачык интернет булактарынан алынган, иллюстрациялар болсо ЖИ менен түзүлгөн.</w:t>
       </w:r>
     </w:p>
     <w:sectPr>
